--- a/pr-preview/pr-392/linear-algebra-inner-products.docx
+++ b/pr-preview/pr-392/linear-algebra-inner-products.docx
@@ -15,7 +15,7 @@
         <w:pStyle w:val="Date"/>
       </w:pPr>
       <w:r>
-        <w:t xml:space="preserve">Last modified: 2026-10-18 14:54:19 (PDT)</w:t>
+        <w:t xml:space="preserve">Last modified: 2026-10-18 16:22:07 (PDT)</w:t>
       </w:r>
     </w:p>
     <w:bookmarkStart w:id="24" w:name="sec-inner-products"/>

--- a/pr-preview/pr-392/linear-algebra-inner-products.docx
+++ b/pr-preview/pr-392/linear-algebra-inner-products.docx
@@ -15,7 +15,7 @@
         <w:pStyle w:val="Date"/>
       </w:pPr>
       <w:r>
-        <w:t xml:space="preserve">Last modified: 2026-10-18 16:22:07 (PDT)</w:t>
+        <w:t xml:space="preserve">Last modified: 2026-10-18 22:01:27 (PDT)</w:t>
       </w:r>
     </w:p>
     <w:bookmarkStart w:id="24" w:name="sec-inner-products"/>

--- a/pr-preview/pr-392/linear-algebra-inner-products.docx
+++ b/pr-preview/pr-392/linear-algebra-inner-products.docx
@@ -15,7 +15,7 @@
         <w:pStyle w:val="Date"/>
       </w:pPr>
       <w:r>
-        <w:t xml:space="preserve">Last modified: 2026-10-18 22:01:27 (PDT)</w:t>
+        <w:t xml:space="preserve">Last modified: 2026-10-19 01:54:28 (PDT)</w:t>
       </w:r>
     </w:p>
     <w:bookmarkStart w:id="24" w:name="sec-inner-products"/>
@@ -3230,7 +3230,7 @@
     </w:p>
     <w:bookmarkEnd w:id="23"/>
     <w:bookmarkEnd w:id="24"/>
-    <w:bookmarkStart w:id="66" w:name="sec-cauchy-schwarz"/>
+    <w:bookmarkStart w:id="69" w:name="sec-cauchy-schwarz"/>
     <w:p>
       <w:pPr>
         <w:pStyle w:val="Heading2"/>
@@ -12625,7 +12625,7 @@
       </w:r>
     </w:p>
     <w:bookmarkEnd w:id="51"/>
-    <w:bookmarkStart w:id="54" w:name="def-angle"/>
+    <w:bookmarkStart w:id="53" w:name="def-angle"/>
     <w:p>
       <w:pPr>
         <w:pStyle w:val="BodyText"/>
@@ -12657,7 +12657,7 @@
         <w:t xml:space="preserve"> </w:t>
       </w:r>
       <w:r>
-        <w:t xml:space="preserve">between two nonzero vectors</w:t>
+        <w:t xml:space="preserve">between two nonzero vectors,</w:t>
       </w:r>
       <w:r>
         <w:t xml:space="preserve"> </w:t>
@@ -12666,10 +12666,25 @@
         <w:t xml:space="preserve">$\mathord{\smash[b]{\underset{\raise.3ex\hbox{$\scriptstyle\sim$}}{x}}\vphantom{x}}, \mathord{\smash[b]{\underset{\raise.3ex\hbox{$\scriptstyle\sim$}}{y}}\vphantom{y}} \in \mathbb{R}^p$</w:t>
       </w:r>
       <w:r>
-        <w:t xml:space="preserve"> </w:t>
-      </w:r>
-      <w:r>
-        <w:t xml:space="preserve">is the unique</w:t>
+        <w:t xml:space="preserve">, is</w:t>
+      </w:r>
+    </w:p>
+    <w:p>
+      <w:pPr>
+        <w:pStyle w:val="BodyText"/>
+      </w:pPr>
+      <w:r>
+        <w:t xml:space="preserve">$$
+    \theta\stackrel{\text{def}}{=}\arccos\mathopen{}\left(\operatorname{cossim}(\mathord{\smash[b]{\underset{\raise.3ex\hbox{$\scriptstyle\sim$}}{x}}\vphantom{x}}, \mathord{\smash[b]{\underset{\raise.3ex\hbox{$\scriptstyle\sim$}}{y}}\vphantom{y}})\right)\mathclose{}.
+    $$</w:t>
+      </w:r>
+    </w:p>
+    <w:p>
+      <w:pPr>
+        <w:pStyle w:val="FirstParagraph"/>
+      </w:pPr>
+      <w:r>
+        <w:t xml:space="preserve">In words, the angle is the</w:t>
       </w:r>
       <w:r>
         <w:t xml:space="preserve"> </w:t>
@@ -12679,69 +12694,14 @@
           <w:rPr>
             <w:rStyle w:val="Hyperlink"/>
           </w:rPr>
-          <w:t xml:space="preserve">real number</w:t>
+          <w:t xml:space="preserve">arccosine</w:t>
         </w:r>
       </w:hyperlink>
       <w:r>
         <w:t xml:space="preserve"> </w:t>
       </w:r>
-      <m:oMath>
-        <m:r>
-          <m:t>θ</m:t>
-        </m:r>
-        <m:r>
-          <m:rPr>
-            <m:sty m:val="p"/>
-          </m:rPr>
-          <m:t>∈</m:t>
-        </m:r>
-        <m:r>
-          <m:rPr>
-            <m:sty m:val="p"/>
-          </m:rPr>
-          <m:t>[</m:t>
-        </m:r>
-        <m:r>
-          <m:t>0</m:t>
-        </m:r>
-        <m:r>
-          <m:rPr>
-            <m:sty m:val="p"/>
-          </m:rPr>
-          <m:t>,</m:t>
-        </m:r>
-        <m:r>
-          <m:t>π</m:t>
-        </m:r>
-        <m:r>
-          <m:rPr>
-            <m:sty m:val="p"/>
-          </m:rPr>
-          <m:t>]</m:t>
-        </m:r>
-      </m:oMath>
-      <w:r>
-        <w:t xml:space="preserve"> </w:t>
-      </w:r>
-      <w:r>
-        <w:t xml:space="preserve">whose cosine (</w:t>
-      </w:r>
-      <w:hyperlink r:id="rId53">
-        <w:r>
-          <w:rPr>
-            <w:rStyle w:val="Hyperlink"/>
-          </w:rPr>
-          <w:t xml:space="preserve">Definition 3 in Trigonometry</w:t>
-        </w:r>
-      </w:hyperlink>
-      <w:r>
-        <w:t xml:space="preserve">) is</w:t>
-      </w:r>
-      <w:r>
-        <w:t xml:space="preserve"> </w:t>
-      </w:r>
-      <w:r>
-        <w:t xml:space="preserve">the</w:t>
+      <w:r>
+        <w:t xml:space="preserve">of the</w:t>
       </w:r>
       <w:r>
         <w:t xml:space="preserve"> </w:t>
@@ -12758,24 +12718,14 @@
         <w:t xml:space="preserve"> </w:t>
       </w:r>
       <w:r>
-        <w:t xml:space="preserve">of the two vectors:</w:t>
-      </w:r>
-    </w:p>
+        <w:t xml:space="preserve">of the two vectors.</w:t>
+      </w:r>
+    </w:p>
+    <w:bookmarkEnd w:id="53"/>
+    <w:bookmarkStart w:id="56" w:name="rem-angle-well-defined"/>
     <w:p>
       <w:pPr>
         <w:pStyle w:val="BodyText"/>
-      </w:pPr>
-      <w:r>
-        <w:t xml:space="preserve">$$
-    \cos\theta= \operatorname{cossim}(\mathord{\smash[b]{\underset{\raise.3ex\hbox{$\scriptstyle\sim$}}{x}}\vphantom{x}}, \mathord{\smash[b]{\underset{\raise.3ex\hbox{$\scriptstyle\sim$}}{y}}\vphantom{y}}).
-    $$</w:t>
-      </w:r>
-    </w:p>
-    <w:bookmarkEnd w:id="54"/>
-    <w:bookmarkStart w:id="56" w:name="rem-angle-well-defined"/>
-    <w:p>
-      <w:pPr>
-        <w:pStyle w:val="FirstParagraph"/>
       </w:pPr>
       <w:r>
         <w:rPr>
@@ -12836,8 +12786,19 @@
         </w:r>
       </w:hyperlink>
       <w:r>
-        <w:t xml:space="preserve">, it lies in</w:t>
-      </w:r>
+        <w:t xml:space="preserve">, it lies in the</w:t>
+      </w:r>
+      <w:r>
+        <w:t xml:space="preserve"> </w:t>
+      </w:r>
+      <w:hyperlink r:id="rId54">
+        <w:r>
+          <w:rPr>
+            <w:rStyle w:val="Hyperlink"/>
+          </w:rPr>
+          <w:t xml:space="preserve">closed interval</w:t>
+        </w:r>
+      </w:hyperlink>
       <w:r>
         <w:t xml:space="preserve"> </w:t>
       </w:r>
@@ -12874,13 +12835,61 @@
         </m:r>
       </m:oMath>
       <w:r>
-        <w:t xml:space="preserve">.</w:t>
-      </w:r>
-      <w:r>
-        <w:t xml:space="preserve"> </w:t>
-      </w:r>
-      <w:r>
-        <w:t xml:space="preserve">On</w:t>
+        <w:t xml:space="preserve">,</w:t>
+      </w:r>
+      <w:r>
+        <w:t xml:space="preserve"> </w:t>
+      </w:r>
+      <w:r>
+        <w:t xml:space="preserve">which is where the</w:t>
+      </w:r>
+      <w:r>
+        <w:t xml:space="preserve"> </w:t>
+      </w:r>
+      <w:hyperlink r:id="rId52">
+        <w:r>
+          <w:rPr>
+            <w:rStyle w:val="Hyperlink"/>
+          </w:rPr>
+          <w:t xml:space="preserve">arccosine</w:t>
+        </w:r>
+      </w:hyperlink>
+      <w:r>
+        <w:t xml:space="preserve">,</w:t>
+      </w:r>
+      <w:r>
+        <w:t xml:space="preserve"> </w:t>
+      </w:r>
+      <m:oMath>
+        <m:r>
+          <m:rPr>
+            <m:sty m:val="p"/>
+          </m:rPr>
+          <m:t>arccos</m:t>
+        </m:r>
+      </m:oMath>
+      <w:r>
+        <w:t xml:space="preserve">, is defined.</w:t>
+      </w:r>
+      <w:r>
+        <w:t xml:space="preserve"> </w:t>
+      </w:r>
+      <w:r>
+        <w:t xml:space="preserve">So the angle</w:t>
+      </w:r>
+      <w:r>
+        <w:t xml:space="preserve"> </w:t>
+      </w:r>
+      <m:oMath>
+        <m:r>
+          <m:t>θ</m:t>
+        </m:r>
+      </m:oMath>
+      <w:r>
+        <w:t xml:space="preserve"> </w:t>
+      </w:r>
+      <w:r>
+        <w:t xml:space="preserve">lies in</w:t>
       </w:r>
       <w:r>
         <w:t xml:space="preserve"> </w:t>
@@ -12912,128 +12921,25 @@
         </m:r>
       </m:oMath>
       <w:r>
-        <w:t xml:space="preserve">,</w:t>
-      </w:r>
-      <w:r>
-        <w:t xml:space="preserve"> </w:t>
-      </w:r>
-      <m:oMath>
-        <m:r>
-          <m:rPr>
-            <m:sty m:val="p"/>
-          </m:rPr>
-          <m:t>cos</m:t>
-        </m:r>
-      </m:oMath>
-      <w:r>
-        <w:t xml:space="preserve"> </w:t>
-      </w:r>
-      <w:r>
-        <w:t xml:space="preserve">is decreasing from</w:t>
-      </w:r>
-      <w:r>
-        <w:t xml:space="preserve"> </w:t>
-      </w:r>
-      <m:oMath>
-        <m:r>
-          <m:t>1</m:t>
-        </m:r>
-      </m:oMath>
-      <w:r>
-        <w:t xml:space="preserve"> </w:t>
-      </w:r>
-      <w:r>
-        <w:t xml:space="preserve">to</w:t>
-      </w:r>
-      <w:r>
-        <w:t xml:space="preserve"> </w:t>
-      </w:r>
-      <m:oMath>
-        <m:r>
-          <m:rPr>
-            <m:sty m:val="p"/>
-          </m:rPr>
-          <m:t>−</m:t>
-        </m:r>
-        <m:r>
-          <m:t>1</m:t>
-        </m:r>
-      </m:oMath>
-      <w:r>
-        <w:t xml:space="preserve">.</w:t>
-      </w:r>
-      <w:r>
-        <w:t xml:space="preserve"> </w:t>
-      </w:r>
-      <w:r>
-        <w:t xml:space="preserve">It hits each point of</w:t>
-      </w:r>
-      <w:r>
-        <w:t xml:space="preserve"> </w:t>
-      </w:r>
-      <m:oMath>
-        <m:r>
-          <m:rPr>
-            <m:sty m:val="p"/>
-          </m:rPr>
-          <m:t>[</m:t>
-        </m:r>
-        <m:r>
-          <m:rPr>
-            <m:sty m:val="p"/>
-          </m:rPr>
-          <m:t>−</m:t>
-        </m:r>
-        <m:r>
-          <m:t>1</m:t>
-        </m:r>
-        <m:r>
-          <m:rPr>
-            <m:sty m:val="p"/>
-          </m:rPr>
-          <m:t>,</m:t>
-        </m:r>
-        <m:r>
-          <m:t>1</m:t>
-        </m:r>
-        <m:r>
-          <m:rPr>
-            <m:sty m:val="p"/>
-          </m:rPr>
-          <m:t>]</m:t>
-        </m:r>
-      </m:oMath>
-      <w:r>
-        <w:t xml:space="preserve"> </w:t>
-      </w:r>
-      <w:r>
-        <w:t xml:space="preserve">exactly once (</w:t>
+        <w:t xml:space="preserve">, with</w:t>
+      </w:r>
+      <w:r>
+        <w:t xml:space="preserve"> </w:t>
       </w:r>
       <w:hyperlink r:id="rId55">
         <w:r>
           <w:rPr>
             <w:rStyle w:val="Hyperlink"/>
           </w:rPr>
-          <w:t xml:space="preserve">Theorem 2 in Trigonometry</w:t>
+          <w:t xml:space="preserve">cosine</w:t>
         </w:r>
       </w:hyperlink>
       <w:r>
-        <w:t xml:space="preserve">),</w:t>
-      </w:r>
-      <w:r>
-        <w:t xml:space="preserve"> </w:t>
-      </w:r>
-      <w:r>
-        <w:t xml:space="preserve">so there is exactly one such</w:t>
-      </w:r>
-      <w:r>
-        <w:t xml:space="preserve"> </w:t>
-      </w:r>
-      <m:oMath>
-        <m:r>
-          <m:t>θ</m:t>
-        </m:r>
-      </m:oMath>
+        <w:t xml:space="preserve"> </w:t>
+      </w:r>
+      <w:r>
+        <w:t xml:space="preserve">$\cos\theta= \operatorname{cossim}(\mathord{\smash[b]{\underset{\raise.3ex\hbox{$\scriptstyle\sim$}}{x}}\vphantom{x}}, \mathord{\smash[b]{\underset{\raise.3ex\hbox{$\scriptstyle\sim$}}{y}}\vphantom{y}})$</w:t>
+      </w:r>
       <w:r>
         <w:t xml:space="preserve">.</w:t>
       </w:r>
@@ -13244,7 +13150,21 @@
         <w:t xml:space="preserve">$\mathord{\smash[b]{\underset{\raise.3ex\hbox{$\scriptstyle\sim$}}{x}}\vphantom{x}} \cdot \mathord{\smash[b]{\underset{\raise.3ex\hbox{$\scriptstyle\sim$}}{y}}\vphantom{y}} = 0$</w:t>
       </w:r>
       <w:r>
-        <w:t xml:space="preserve">.</w:t>
+        <w:t xml:space="preserve"> </w:t>
+      </w:r>
+      <w:r>
+        <w:t xml:space="preserve">(</w:t>
+      </w:r>
+      <w:hyperlink w:anchor="rem-angle-well-defined">
+        <w:r>
+          <w:rPr>
+            <w:rStyle w:val="Hyperlink"/>
+          </w:rPr>
+          <w:t xml:space="preserve">Remark 4</w:t>
+        </w:r>
+      </w:hyperlink>
+      <w:r>
+        <w:t xml:space="preserve">).</w:t>
       </w:r>
       <w:r>
         <w:t xml:space="preserve"> </w:t>
@@ -13985,10 +13905,343 @@
       </w:r>
     </w:p>
     <w:bookmarkEnd w:id="58"/>
-    <w:bookmarkStart w:id="59" w:name="X64c41f557e7f698c947bb0d906d626137043d1e"/>
+    <w:bookmarkStart w:id="61" w:name="rem-angle-unit-circle-angle"/>
     <w:p>
       <w:pPr>
         <w:pStyle w:val="FirstParagraph"/>
+      </w:pPr>
+      <w:r>
+        <w:rPr>
+          <w:i/>
+          <w:iCs/>
+        </w:rPr>
+        <w:t xml:space="preserve">Remark 5</w:t>
+      </w:r>
+      <w:r>
+        <w:t xml:space="preserve"> (How the two angles relate). </w:t>
+      </w:r>
+      <w:r>
+        <w:t xml:space="preserve">For nonzero vectors in the plane,</w:t>
+      </w:r>
+      <w:r>
+        <w:t xml:space="preserve"> </w:t>
+      </w:r>
+      <w:r>
+        <w:t xml:space="preserve">$\mathord{\smash[b]{\underset{\raise.3ex\hbox{$\scriptstyle\sim$}}{x}}\vphantom{x}}, \mathord{\smash[b]{\underset{\raise.3ex\hbox{$\scriptstyle\sim$}}{y}}\vphantom{y}}$</w:t>
+      </w:r>
+      <w:r>
+        <w:t xml:space="preserve">,</w:t>
+      </w:r>
+      <w:r>
+        <w:t xml:space="preserve"> </w:t>
+      </w:r>
+      <w:r>
+        <w:t xml:space="preserve">the</w:t>
+      </w:r>
+      <w:r>
+        <w:t xml:space="preserve"> </w:t>
+      </w:r>
+      <w:hyperlink w:anchor="def-angle">
+        <w:r>
+          <w:rPr>
+            <w:rStyle w:val="Hyperlink"/>
+          </w:rPr>
+          <w:t xml:space="preserve">angle between the vectors</w:t>
+        </w:r>
+      </w:hyperlink>
+      <w:r>
+        <w:t xml:space="preserve"> </w:t>
+      </w:r>
+      <w:r>
+        <w:t xml:space="preserve">is the</w:t>
+      </w:r>
+      <w:r>
+        <w:t xml:space="preserve"> </w:t>
+      </w:r>
+      <w:hyperlink r:id="rId59">
+        <w:r>
+          <w:rPr>
+            <w:rStyle w:val="Hyperlink"/>
+          </w:rPr>
+          <w:t xml:space="preserve">angle on the unit circle</w:t>
+        </w:r>
+      </w:hyperlink>
+      <w:r>
+        <w:t xml:space="preserve"> </w:t>
+      </w:r>
+      <w:r>
+        <w:t xml:space="preserve">between the points</w:t>
+      </w:r>
+      <w:r>
+        <w:t xml:space="preserve"> </w:t>
+      </w:r>
+      <w:r>
+        <w:t xml:space="preserve">$\mathord{\smash[b]{\underset{\raise.3ex\hbox{$\scriptstyle\sim$}}{x}}\vphantom{x}} / \mathopen{}\left\lVert\mathord{\smash[b]{\underset{\raise.3ex\hbox{$\scriptstyle\sim$}}{x}}\vphantom{x}}\right\rVert\mathclose{}$</w:t>
+      </w:r>
+      <w:r>
+        <w:t xml:space="preserve">,</w:t>
+      </w:r>
+      <w:r>
+        <w:t xml:space="preserve"> </w:t>
+      </w:r>
+      <w:r>
+        <w:t xml:space="preserve">$\mathord{\smash[b]{\underset{\raise.3ex\hbox{$\scriptstyle\sim$}}{y}}\vphantom{y}} / \mathopen{}\left\lVert\mathord{\smash[b]{\underset{\raise.3ex\hbox{$\scriptstyle\sim$}}{y}}\vphantom{y}}\right\rVert\mathclose{}$</w:t>
+      </w:r>
+      <w:r>
+        <w:t xml:space="preserve">.</w:t>
+      </w:r>
+      <w:r>
+        <w:t xml:space="preserve"> </w:t>
+      </w:r>
+      <w:r>
+        <w:t xml:space="preserve">The</w:t>
+      </w:r>
+      <w:r>
+        <w:t xml:space="preserve"> </w:t>
+      </w:r>
+      <w:hyperlink w:anchor="def-cosine-similarity">
+        <w:r>
+          <w:rPr>
+            <w:rStyle w:val="Hyperlink"/>
+          </w:rPr>
+          <w:t xml:space="preserve">cosine similarity</w:t>
+        </w:r>
+      </w:hyperlink>
+      <w:r>
+        <w:t xml:space="preserve"> </w:t>
+      </w:r>
+      <w:r>
+        <w:t xml:space="preserve">of the vectors</w:t>
+      </w:r>
+      <w:r>
+        <w:t xml:space="preserve"> </w:t>
+      </w:r>
+      <w:r>
+        <w:t xml:space="preserve">is the</w:t>
+      </w:r>
+      <w:r>
+        <w:t xml:space="preserve"> </w:t>
+      </w:r>
+      <w:hyperlink r:id="rId60">
+        <w:r>
+          <w:rPr>
+            <w:rStyle w:val="Hyperlink"/>
+          </w:rPr>
+          <w:t xml:space="preserve">dot product</w:t>
+        </w:r>
+      </w:hyperlink>
+      <w:r>
+        <w:t xml:space="preserve"> </w:t>
+      </w:r>
+      <w:r>
+        <w:t xml:space="preserve">of these points.</w:t>
+      </w:r>
+      <w:r>
+        <w:t xml:space="preserve"> </w:t>
+      </w:r>
+      <w:r>
+        <w:t xml:space="preserve">Rotating the plane puts the first point at</w:t>
+      </w:r>
+      <w:r>
+        <w:t xml:space="preserve"> </w:t>
+      </w:r>
+      <m:oMath>
+        <m:r>
+          <m:rPr>
+            <m:sty m:val="p"/>
+          </m:rPr>
+          <m:t>(</m:t>
+        </m:r>
+        <m:r>
+          <m:t>1</m:t>
+        </m:r>
+        <m:r>
+          <m:rPr>
+            <m:sty m:val="p"/>
+          </m:rPr>
+          <m:t>,</m:t>
+        </m:r>
+        <m:r>
+          <m:t>0</m:t>
+        </m:r>
+        <m:r>
+          <m:rPr>
+            <m:sty m:val="p"/>
+          </m:rPr>
+          <m:t>)</m:t>
+        </m:r>
+      </m:oMath>
+      <w:r>
+        <w:t xml:space="preserve">,</w:t>
+      </w:r>
+      <w:r>
+        <w:t xml:space="preserve"> </w:t>
+      </w:r>
+      <w:r>
+        <w:t xml:space="preserve">with no change to the distance between the points along the circle or to their dot product.</w:t>
+      </w:r>
+      <w:r>
+        <w:t xml:space="preserve"> </w:t>
+      </w:r>
+      <w:r>
+        <w:t xml:space="preserve">For the angle on the unit circle,</w:t>
+      </w:r>
+      <w:r>
+        <w:t xml:space="preserve"> </w:t>
+      </w:r>
+      <m:oMath>
+        <m:r>
+          <m:t>θ</m:t>
+        </m:r>
+      </m:oMath>
+      <w:r>
+        <w:t xml:space="preserve">, the second point is then</w:t>
+      </w:r>
+      <w:r>
+        <w:t xml:space="preserve"> </w:t>
+      </w:r>
+      <m:oMath>
+        <m:r>
+          <m:rPr>
+            <m:sty m:val="p"/>
+          </m:rPr>
+          <m:t>(</m:t>
+        </m:r>
+        <m:r>
+          <m:rPr>
+            <m:sty m:val="p"/>
+          </m:rPr>
+          <m:t>cos</m:t>
+        </m:r>
+        <m:r>
+          <m:t>θ</m:t>
+        </m:r>
+        <m:r>
+          <m:rPr>
+            <m:sty m:val="p"/>
+          </m:rPr>
+          <m:t>,</m:t>
+        </m:r>
+        <m:r>
+          <m:rPr>
+            <m:sty m:val="p"/>
+          </m:rPr>
+          <m:t>±</m:t>
+        </m:r>
+        <m:r>
+          <m:rPr>
+            <m:sty m:val="p"/>
+          </m:rPr>
+          <m:t>sin</m:t>
+        </m:r>
+        <m:r>
+          <m:t>θ</m:t>
+        </m:r>
+        <m:r>
+          <m:rPr>
+            <m:sty m:val="p"/>
+          </m:rPr>
+          <m:t>)</m:t>
+        </m:r>
+      </m:oMath>
+      <w:r>
+        <w:t xml:space="preserve">,</w:t>
+      </w:r>
+      <w:r>
+        <w:t xml:space="preserve"> </w:t>
+      </w:r>
+      <w:r>
+        <w:t xml:space="preserve">so the dot product of the points is</w:t>
+      </w:r>
+      <w:r>
+        <w:t xml:space="preserve"> </w:t>
+      </w:r>
+      <m:oMath>
+        <m:r>
+          <m:rPr>
+            <m:sty m:val="p"/>
+          </m:rPr>
+          <m:t>cos</m:t>
+        </m:r>
+        <m:r>
+          <m:t>θ</m:t>
+        </m:r>
+      </m:oMath>
+      <w:r>
+        <w:t xml:space="preserve">.</w:t>
+      </w:r>
+      <w:r>
+        <w:t xml:space="preserve"> </w:t>
+      </w:r>
+      <w:r>
+        <w:t xml:space="preserve">Applying</w:t>
+      </w:r>
+      <w:r>
+        <w:t xml:space="preserve"> </w:t>
+      </w:r>
+      <m:oMath>
+        <m:r>
+          <m:rPr>
+            <m:sty m:val="p"/>
+          </m:rPr>
+          <m:t>arccos</m:t>
+        </m:r>
+      </m:oMath>
+      <w:r>
+        <w:t xml:space="preserve"> </w:t>
+      </w:r>
+      <w:r>
+        <w:t xml:space="preserve">to it returns</w:t>
+      </w:r>
+      <w:r>
+        <w:t xml:space="preserve"> </w:t>
+      </w:r>
+      <m:oMath>
+        <m:r>
+          <m:t>θ</m:t>
+        </m:r>
+      </m:oMath>
+      <w:r>
+        <w:t xml:space="preserve">, which lies in</w:t>
+      </w:r>
+      <w:r>
+        <w:t xml:space="preserve"> </w:t>
+      </w:r>
+      <m:oMath>
+        <m:r>
+          <m:rPr>
+            <m:sty m:val="p"/>
+          </m:rPr>
+          <m:t>[</m:t>
+        </m:r>
+        <m:r>
+          <m:t>0</m:t>
+        </m:r>
+        <m:r>
+          <m:rPr>
+            <m:sty m:val="p"/>
+          </m:rPr>
+          <m:t>,</m:t>
+        </m:r>
+        <m:r>
+          <m:t>π</m:t>
+        </m:r>
+        <m:r>
+          <m:rPr>
+            <m:sty m:val="p"/>
+          </m:rPr>
+          <m:t>]</m:t>
+        </m:r>
+      </m:oMath>
+      <w:r>
+        <w:t xml:space="preserve">.</w:t>
+      </w:r>
+    </w:p>
+    <w:bookmarkEnd w:id="61"/>
+    <w:bookmarkStart w:id="62" w:name="X64c41f557e7f698c947bb0d906d626137043d1e"/>
+    <w:p>
+      <w:pPr>
+        <w:pStyle w:val="BodyText"/>
       </w:pPr>
       <w:r>
         <w:rPr>
@@ -14116,8 +14369,8 @@
     $$</w:t>
       </w:r>
     </w:p>
-    <w:bookmarkEnd w:id="59"/>
-    <w:bookmarkStart w:id="60" w:name="cor-cosine-similarity-unit-vectors"/>
+    <w:bookmarkEnd w:id="62"/>
+    <w:bookmarkStart w:id="63" w:name="cor-cosine-similarity-unit-vectors"/>
     <w:p>
       <w:pPr>
         <w:pStyle w:val="FirstParagraph"/>
@@ -14196,7 +14449,7 @@
     $$</w:t>
       </w:r>
     </w:p>
-    <w:bookmarkEnd w:id="60"/>
+    <w:bookmarkEnd w:id="63"/>
     <w:p>
       <w:pPr>
         <w:pStyle w:val="FirstParagraph"/>
@@ -14253,7 +14506,7 @@
     $$</w:t>
       </w:r>
     </w:p>
-    <w:bookmarkStart w:id="62" w:name="thm-pearson-cosine-centered"/>
+    <w:bookmarkStart w:id="65" w:name="thm-pearson-cosine-centered"/>
     <w:p>
       <w:pPr>
         <w:pStyle w:val="FirstParagraph"/>
@@ -14507,7 +14760,7 @@
       <w:r>
         <w:t xml:space="preserve"> </w:t>
       </w:r>
-      <w:hyperlink r:id="rId61">
+      <w:hyperlink r:id="rId64">
         <w:r>
           <w:rPr>
             <w:rStyle w:val="Hyperlink"/>
@@ -14618,7 +14871,7 @@
     $$</w:t>
       </w:r>
     </w:p>
-    <w:bookmarkEnd w:id="62"/>
+    <w:bookmarkEnd w:id="65"/>
     <w:p>
       <w:pPr>
         <w:pStyle w:val="FirstParagraph"/>
@@ -14836,7 +15089,7 @@
         <w:t xml:space="preserve">.</w:t>
       </w:r>
     </w:p>
-    <w:bookmarkStart w:id="63" w:name="exm-pearson-cosine-centered"/>
+    <w:bookmarkStart w:id="66" w:name="exm-pearson-cosine-centered"/>
     <w:p>
       <w:pPr>
         <w:pStyle w:val="BodyText"/>
@@ -15046,8 +15299,8 @@
         <w:t xml:space="preserve">mostly because both vectors have positive entries and the same mean, not because they move together.</w:t>
       </w:r>
     </w:p>
-    <w:bookmarkEnd w:id="63"/>
-    <w:bookmarkStart w:id="64" w:name="cor-pearson-angle"/>
+    <w:bookmarkEnd w:id="66"/>
+    <w:bookmarkStart w:id="67" w:name="cor-pearson-angle"/>
     <w:p>
       <w:pPr>
         <w:pStyle w:val="BodyText"/>
@@ -15063,7 +15316,7 @@
         <w:t xml:space="preserve"> </w:t>
       </w:r>
       <w:r>
-        <w:t xml:space="preserve">For the vectors</w:t>
+        <w:t xml:space="preserve">For the two data vectors</w:t>
       </w:r>
       <w:r>
         <w:t xml:space="preserve"> </w:t>
@@ -15155,7 +15408,7 @@
       <w:r>
         <w:t xml:space="preserve"> </w:t>
       </w:r>
-      <w:hyperlink r:id="rId61">
+      <w:hyperlink r:id="rId64">
         <w:r>
           <w:rPr>
             <w:rStyle w:val="Hyperlink"/>
@@ -15214,7 +15467,7 @@
         </m:oMath>
       </m:oMathPara>
     </w:p>
-    <w:bookmarkEnd w:id="64"/>
+    <w:bookmarkEnd w:id="67"/>
     <w:p>
       <w:pPr>
         <w:pStyle w:val="FirstParagraph"/>
@@ -15279,13 +15532,42 @@
         <w:t xml:space="preserve"> </w:t>
       </w:r>
       <w:r>
+        <w:t xml:space="preserve">$\theta= \arccos\mathopen{}\left(\operatorname{cossim}({\mathord{\smash[b]{\underset{\raise.3ex\hbox{$\scriptstyle\sim$}}{x}}\vphantom{x}}}^{\mathrm{c}}, {\mathord{\smash[b]{\underset{\raise.3ex\hbox{$\scriptstyle\sim$}}{y}}\vphantom{y}}}^{\mathrm{c}})\right)\mathclose{}$</w:t>
+      </w:r>
+      <w:r>
+        <w:t xml:space="preserve">,</w:t>
+      </w:r>
+      <w:r>
+        <w:t xml:space="preserve"> </w:t>
+      </w:r>
+      <w:r>
+        <w:t xml:space="preserve">so</w:t>
+      </w:r>
+      <w:r>
+        <w:t xml:space="preserve"> </w:t>
+      </w:r>
+      <w:r>
         <w:t xml:space="preserve">$\cos\theta= \operatorname{cossim}({\mathord{\smash[b]{\underset{\raise.3ex\hbox{$\scriptstyle\sim$}}{x}}\vphantom{x}}}^{\mathrm{c}}, {\mathord{\smash[b]{\underset{\raise.3ex\hbox{$\scriptstyle\sim$}}{y}}\vphantom{y}}}^{\mathrm{c}})$</w:t>
       </w:r>
       <w:r>
-        <w:t xml:space="preserve">.</w:t>
-      </w:r>
-    </w:p>
-    <w:bookmarkStart w:id="65" w:name="exm-pearson-angle"/>
+        <w:t xml:space="preserve"> </w:t>
+      </w:r>
+      <w:r>
+        <w:t xml:space="preserve">(</w:t>
+      </w:r>
+      <w:hyperlink w:anchor="rem-angle-well-defined">
+        <w:r>
+          <w:rPr>
+            <w:rStyle w:val="Hyperlink"/>
+          </w:rPr>
+          <w:t xml:space="preserve">Remark 4</w:t>
+        </w:r>
+      </w:hyperlink>
+      <w:r>
+        <w:t xml:space="preserve">).</w:t>
+      </w:r>
+    </w:p>
+    <w:bookmarkStart w:id="68" w:name="exm-pearson-angle"/>
     <w:p>
       <w:pPr>
         <w:pStyle w:val="BodyText"/>
@@ -15315,7 +15597,7 @@
         </w:r>
       </w:hyperlink>
       <w:r>
-        <w:t xml:space="preserve">,</w:t>
+        <w:t xml:space="preserve">, the correlation is</w:t>
       </w:r>
       <w:r>
         <w:t xml:space="preserve"> </w:t>
@@ -15344,10 +15626,7 @@
         </m:r>
       </m:oMath>
       <w:r>
-        <w:t xml:space="preserve"> </w:t>
-      </w:r>
-      <w:r>
-        <w:t xml:space="preserve">for</w:t>
+        <w:t xml:space="preserve">, for the data vectors</w:t>
       </w:r>
       <w:r>
         <w:t xml:space="preserve"> </w:t>
@@ -15410,7 +15689,7 @@
         <w:t xml:space="preserve"> </w:t>
       </w:r>
       <w:r>
-        <w:t xml:space="preserve">between</w:t>
+        <w:t xml:space="preserve">between the centered vectors</w:t>
       </w:r>
       <w:r>
         <w:t xml:space="preserve"> </w:t>
@@ -15487,7 +15766,7 @@
         <w:pStyle w:val="FirstParagraph"/>
       </w:pPr>
       <w:r>
-        <w:t xml:space="preserve">so</w:t>
+        <w:t xml:space="preserve">so the angle is</w:t>
       </w:r>
       <w:r>
         <w:t xml:space="preserve"> </w:t>
@@ -15519,9 +15798,9 @@
         <w:t xml:space="preserve">.</w:t>
       </w:r>
     </w:p>
-    <w:bookmarkEnd w:id="65"/>
-    <w:bookmarkEnd w:id="66"/>
-    <w:bookmarkStart w:id="98" w:name="sec-gram-schmidt"/>
+    <w:bookmarkEnd w:id="68"/>
+    <w:bookmarkEnd w:id="69"/>
+    <w:bookmarkStart w:id="101" w:name="sec-gram-schmidt"/>
     <w:p>
       <w:pPr>
         <w:pStyle w:val="Heading2"/>
@@ -15571,12 +15850,12 @@
                 <wp:inline>
                   <wp:extent cx="152400" cy="152400"/>
                   <wp:effectExtent b="0" l="0" r="0" t="0"/>
-                  <wp:docPr descr="" title="" id="67" name="Picture"/>
+                  <wp:docPr descr="" title="" id="70" name="Picture"/>
                   <a:graphic>
                     <a:graphicData uri="http://schemas.openxmlformats.org/drawingml/2006/picture">
                       <pic:pic>
                         <pic:nvPicPr>
-                          <pic:cNvPr descr="/opt/quarto/share/formats/docx/note.png" id="68" name="Picture"/>
+                          <pic:cNvPr descr="/opt/quarto/share/formats/docx/note.png" id="71" name="Picture"/>
                           <pic:cNvPicPr>
                             <a:picLocks noChangeArrowheads="1" noChangeAspect="1"/>
                           </pic:cNvPicPr>
@@ -15707,7 +15986,7 @@
         </w:tc>
       </w:tr>
     </w:tbl>
-    <w:bookmarkStart w:id="69" w:name="thm-dot-linear-sum"/>
+    <w:bookmarkStart w:id="72" w:name="thm-dot-linear-sum"/>
     <w:p>
       <w:pPr>
         <w:pStyle w:val="BodyText"/>
@@ -15819,7 +16098,7 @@
     $$</w:t>
       </w:r>
     </w:p>
-    <w:bookmarkEnd w:id="69"/>
+    <w:bookmarkEnd w:id="72"/>
     <w:p>
       <w:pPr>
         <w:pStyle w:val="FirstParagraph"/>
@@ -15916,7 +16195,7 @@
     $$</w:t>
       </w:r>
     </w:p>
-    <w:bookmarkStart w:id="70" w:name="exm-dot-linear-sum"/>
+    <w:bookmarkStart w:id="73" w:name="exm-dot-linear-sum"/>
     <w:p>
       <w:pPr>
         <w:pStyle w:val="FirstParagraph"/>
@@ -16229,8 +16508,8 @@
         <w:t xml:space="preserve">, the same number.</w:t>
       </w:r>
     </w:p>
-    <w:bookmarkEnd w:id="70"/>
-    <w:bookmarkStart w:id="72" w:name="thm-orthonormal-independent"/>
+    <w:bookmarkEnd w:id="73"/>
+    <w:bookmarkStart w:id="75" w:name="thm-orthonormal-independent"/>
     <w:p>
       <w:pPr>
         <w:pStyle w:val="BodyText"/>
@@ -16260,7 +16539,7 @@
       <w:r>
         <w:t xml:space="preserve">are orthonormal (</w:t>
       </w:r>
-      <w:hyperlink r:id="rId71">
+      <w:hyperlink r:id="rId74">
         <w:r>
           <w:rPr>
             <w:rStyle w:val="Hyperlink"/>
@@ -16289,7 +16568,7 @@
         <w:t xml:space="preserve">).</w:t>
       </w:r>
     </w:p>
-    <w:bookmarkEnd w:id="72"/>
+    <w:bookmarkEnd w:id="75"/>
     <w:p>
       <w:pPr>
         <w:pStyle w:val="BodyText"/>
@@ -16422,7 +16701,7 @@
         <w:t xml:space="preserve">.</w:t>
       </w:r>
     </w:p>
-    <w:bookmarkStart w:id="73" w:name="exm-orthonormal-independent"/>
+    <w:bookmarkStart w:id="76" w:name="exm-orthonormal-independent"/>
     <w:p>
       <w:pPr>
         <w:pStyle w:val="BodyText"/>
@@ -17038,8 +17317,8 @@
         <w:t xml:space="preserve">.</w:t>
       </w:r>
     </w:p>
-    <w:bookmarkEnd w:id="73"/>
-    <w:bookmarkStart w:id="75" w:name="def-orthonormal-basis"/>
+    <w:bookmarkEnd w:id="76"/>
+    <w:bookmarkStart w:id="78" w:name="def-orthonormal-basis"/>
     <w:p>
       <w:pPr>
         <w:pStyle w:val="BodyText"/>
@@ -17142,7 +17421,7 @@
       <w:r>
         <w:t xml:space="preserve">(</w:t>
       </w:r>
-      <w:hyperlink r:id="rId74">
+      <w:hyperlink r:id="rId77">
         <w:r>
           <w:rPr>
             <w:rStyle w:val="Hyperlink"/>
@@ -17159,7 +17438,7 @@
       <w:r>
         <w:t xml:space="preserve">whose vectors are orthonormal (</w:t>
       </w:r>
-      <w:hyperlink r:id="rId71">
+      <w:hyperlink r:id="rId74">
         <w:r>
           <w:rPr>
             <w:rStyle w:val="Hyperlink"/>
@@ -17171,8 +17450,8 @@
         <w:t xml:space="preserve">).</w:t>
       </w:r>
     </w:p>
-    <w:bookmarkEnd w:id="75"/>
-    <w:bookmarkStart w:id="79" w:name="exm-orthonormal-basis"/>
+    <w:bookmarkEnd w:id="78"/>
+    <w:bookmarkStart w:id="82" w:name="exm-orthonormal-basis"/>
     <w:p>
       <w:pPr>
         <w:pStyle w:val="BodyText"/>
@@ -17285,7 +17564,7 @@
       <w:r>
         <w:t xml:space="preserve">(</w:t>
       </w:r>
-      <w:hyperlink r:id="rId76">
+      <w:hyperlink r:id="rId79">
         <w:r>
           <w:rPr>
             <w:rStyle w:val="Hyperlink"/>
@@ -17343,7 +17622,7 @@
       <w:r>
         <w:t xml:space="preserve">so they are a basis of their span (</w:t>
       </w:r>
-      <w:hyperlink r:id="rId74">
+      <w:hyperlink r:id="rId77">
         <w:r>
           <w:rPr>
             <w:rStyle w:val="Hyperlink"/>
@@ -17374,7 +17653,7 @@
       <w:r>
         <w:t xml:space="preserve">(</w:t>
       </w:r>
-      <w:hyperlink r:id="rId77">
+      <w:hyperlink r:id="rId80">
         <w:r>
           <w:rPr>
             <w:rStyle w:val="Hyperlink"/>
@@ -17418,7 +17697,7 @@
       <w:r>
         <w:t xml:space="preserve">(</w:t>
       </w:r>
-      <w:hyperlink r:id="rId78">
+      <w:hyperlink r:id="rId81">
         <w:r>
           <w:rPr>
             <w:rStyle w:val="Hyperlink"/>
@@ -17432,7 +17711,7 @@
       <w:r>
         <w:t xml:space="preserve"> </w:t>
       </w:r>
-      <w:hyperlink r:id="rId76">
+      <w:hyperlink r:id="rId79">
         <w:r>
           <w:rPr>
             <w:rStyle w:val="Hyperlink"/>
@@ -17477,8 +17756,8 @@
         <w:t xml:space="preserve">too.</w:t>
       </w:r>
     </w:p>
-    <w:bookmarkEnd w:id="79"/>
-    <w:bookmarkStart w:id="82" w:name="exm-not-orthonormal-basis"/>
+    <w:bookmarkEnd w:id="82"/>
+    <w:bookmarkStart w:id="85" w:name="exm-not-orthonormal-basis"/>
     <w:p>
       <w:pPr>
         <w:pStyle w:val="FirstParagraph"/>
@@ -17594,7 +17873,7 @@
       <w:r>
         <w:t xml:space="preserve">(</w:t>
       </w:r>
-      <w:hyperlink r:id="rId80">
+      <w:hyperlink r:id="rId83">
         <w:r>
           <w:rPr>
             <w:rStyle w:val="Hyperlink"/>
@@ -17824,7 +18103,7 @@
       <w:r>
         <w:t xml:space="preserve">(</w:t>
       </w:r>
-      <w:hyperlink r:id="rId81">
+      <w:hyperlink r:id="rId84">
         <w:r>
           <w:rPr>
             <w:rStyle w:val="Hyperlink"/>
@@ -17883,8 +18162,8 @@
         <w:t xml:space="preserve">.</w:t>
       </w:r>
     </w:p>
-    <w:bookmarkEnd w:id="82"/>
-    <w:bookmarkStart w:id="83" w:name="thm-orthonormal-expansion"/>
+    <w:bookmarkEnd w:id="85"/>
+    <w:bookmarkStart w:id="86" w:name="thm-orthonormal-expansion"/>
     <w:p>
       <w:pPr>
         <w:pStyle w:val="FirstParagraph"/>
@@ -17966,7 +18245,7 @@
     $$</w:t>
       </w:r>
     </w:p>
-    <w:bookmarkEnd w:id="83"/>
+    <w:bookmarkEnd w:id="86"/>
     <w:p>
       <w:pPr>
         <w:pStyle w:val="FirstParagraph"/>
@@ -18115,7 +18394,7 @@
         <w:t xml:space="preserve">.</w:t>
       </w:r>
     </w:p>
-    <w:bookmarkStart w:id="84" w:name="exm-orthonormal-expansion"/>
+    <w:bookmarkStart w:id="87" w:name="exm-orthonormal-expansion"/>
     <w:p>
       <w:pPr>
         <w:pStyle w:val="BodyText"/>
@@ -18305,8 +18584,8 @@
         <w:t xml:space="preserve">says.</w:t>
       </w:r>
     </w:p>
-    <w:bookmarkEnd w:id="84"/>
-    <w:bookmarkStart w:id="85" w:name="def-gram-schmidt"/>
+    <w:bookmarkEnd w:id="87"/>
+    <w:bookmarkStart w:id="88" w:name="def-gram-schmidt"/>
     <w:p>
       <w:pPr>
         <w:pStyle w:val="BodyText"/>
@@ -18568,8 +18847,8 @@
         <w:t xml:space="preserve">of them if it never stops.</w:t>
       </w:r>
     </w:p>
-    <w:bookmarkEnd w:id="85"/>
-    <w:bookmarkStart w:id="86" w:name="exm-gram-schmidt"/>
+    <w:bookmarkEnd w:id="88"/>
+    <w:bookmarkStart w:id="89" w:name="exm-gram-schmidt"/>
     <w:p>
       <w:pPr>
         <w:pStyle w:val="BodyText"/>
@@ -18899,8 +19178,8 @@
     $$</w:t>
       </w:r>
     </w:p>
-    <w:bookmarkEnd w:id="86"/>
-    <w:bookmarkStart w:id="87" w:name="exm-gram-schmidt-stops"/>
+    <w:bookmarkEnd w:id="89"/>
+    <w:bookmarkStart w:id="90" w:name="exm-gram-schmidt-stops"/>
     <w:p>
       <w:pPr>
         <w:pStyle w:val="FirstParagraph"/>
@@ -19026,8 +19305,8 @@
         <w:t xml:space="preserve">.</w:t>
       </w:r>
     </w:p>
-    <w:bookmarkEnd w:id="87"/>
-    <w:bookmarkStart w:id="88" w:name="thm-gram-schmidt"/>
+    <w:bookmarkEnd w:id="90"/>
+    <w:bookmarkStart w:id="91" w:name="thm-gram-schmidt"/>
     <w:p>
       <w:pPr>
         <w:pStyle w:val="BodyText"/>
@@ -19303,7 +19582,7 @@
         <w:t xml:space="preserve">).</w:t>
       </w:r>
     </w:p>
-    <w:bookmarkEnd w:id="88"/>
+    <w:bookmarkEnd w:id="91"/>
     <w:p>
       <w:pPr>
         <w:pStyle w:val="FirstParagraph"/>
@@ -19332,7 +19611,7 @@
         </w:rPr>
         <w:t xml:space="preserve"> </w:t>
       </w:r>
-      <w:hyperlink r:id="rId89">
+      <w:hyperlink r:id="rId92">
         <w:r>
           <w:rPr>
             <w:rStyle w:val="Hyperlink"/>
@@ -19419,7 +19698,7 @@
       <w:r>
         <w:t xml:space="preserve">(</w:t>
       </w:r>
-      <w:hyperlink r:id="rId90">
+      <w:hyperlink r:id="rId93">
         <w:r>
           <w:rPr>
             <w:rStyle w:val="Hyperlink"/>
@@ -20125,7 +20404,7 @@
       <w:r>
         <w:t xml:space="preserve">A span is a subspace (</w:t>
       </w:r>
-      <w:hyperlink r:id="rId91">
+      <w:hyperlink r:id="rId94">
         <w:r>
           <w:rPr>
             <w:rStyle w:val="Hyperlink"/>
@@ -20225,7 +20504,7 @@
       <w:r>
         <w:t xml:space="preserve"> </w:t>
       </w:r>
-      <w:hyperlink r:id="rId92">
+      <w:hyperlink r:id="rId95">
         <w:r>
           <w:rPr>
             <w:rStyle w:val="Hyperlink"/>
@@ -20385,7 +20664,7 @@
         <w:t xml:space="preserve">so they are an orthonormal basis of it.</w:t>
       </w:r>
     </w:p>
-    <w:bookmarkStart w:id="93" w:name="exm-thm-gram-schmidt"/>
+    <w:bookmarkStart w:id="96" w:name="exm-thm-gram-schmidt"/>
     <w:p>
       <w:pPr>
         <w:pStyle w:val="BodyText"/>
@@ -20682,7 +20961,7 @@
       <w:r>
         <w:t xml:space="preserve">(</w:t>
       </w:r>
-      <w:hyperlink r:id="rId77">
+      <w:hyperlink r:id="rId80">
         <w:r>
           <w:rPr>
             <w:rStyle w:val="Hyperlink"/>
@@ -20726,7 +21005,7 @@
       <w:r>
         <w:t xml:space="preserve">(</w:t>
       </w:r>
-      <w:hyperlink r:id="rId78">
+      <w:hyperlink r:id="rId81">
         <w:r>
           <w:rPr>
             <w:rStyle w:val="Hyperlink"/>
@@ -20740,7 +21019,7 @@
       <w:r>
         <w:t xml:space="preserve"> </w:t>
       </w:r>
-      <w:hyperlink r:id="rId76">
+      <w:hyperlink r:id="rId79">
         <w:r>
           <w:rPr>
             <w:rStyle w:val="Hyperlink"/>
@@ -20792,8 +21071,8 @@
     $$</w:t>
       </w:r>
     </w:p>
-    <w:bookmarkEnd w:id="93"/>
-    <w:bookmarkStart w:id="94" w:name="cor-orthonormal-basis-exists"/>
+    <w:bookmarkEnd w:id="96"/>
+    <w:bookmarkStart w:id="97" w:name="cor-orthonormal-basis-exists"/>
     <w:p>
       <w:pPr>
         <w:pStyle w:val="FirstParagraph"/>
@@ -20931,7 +21210,7 @@
         <w:t xml:space="preserve">has an orthonormal basis.</w:t>
       </w:r>
     </w:p>
-    <w:bookmarkEnd w:id="94"/>
+    <w:bookmarkEnd w:id="97"/>
     <w:p>
       <w:pPr>
         <w:pStyle w:val="BodyText"/>
@@ -21014,7 +21293,7 @@
       <w:r>
         <w:t xml:space="preserve">(</w:t>
       </w:r>
-      <w:hyperlink r:id="rId95">
+      <w:hyperlink r:id="rId98">
         <w:r>
           <w:rPr>
             <w:rStyle w:val="Hyperlink"/>
@@ -21115,7 +21394,7 @@
       <w:r>
         <w:t xml:space="preserve"> </w:t>
       </w:r>
-      <w:hyperlink r:id="rId89">
+      <w:hyperlink r:id="rId92">
         <w:r>
           <w:rPr>
             <w:rStyle w:val="Hyperlink"/>
@@ -21286,7 +21565,7 @@
         <w:t xml:space="preserve">So the orthonormal basis contains the starting list.</w:t>
       </w:r>
     </w:p>
-    <w:bookmarkStart w:id="97" w:name="exm-orthonormal-basis-exists"/>
+    <w:bookmarkStart w:id="100" w:name="exm-orthonormal-basis-exists"/>
     <w:p>
       <w:pPr>
         <w:pStyle w:val="BodyText"/>
@@ -21381,7 +21660,7 @@
       <w:r>
         <w:t xml:space="preserve"> </w:t>
       </w:r>
-      <w:hyperlink r:id="rId96">
+      <w:hyperlink r:id="rId99">
         <w:r>
           <w:rPr>
             <w:rStyle w:val="Hyperlink"/>
@@ -21593,7 +21872,7 @@
       <w:r>
         <w:t xml:space="preserve">are linearly independent (</w:t>
       </w:r>
-      <w:hyperlink r:id="rId92">
+      <w:hyperlink r:id="rId95">
         <w:r>
           <w:rPr>
             <w:rStyle w:val="Hyperlink"/>
@@ -21657,7 +21936,7 @@
       <w:r>
         <w:t xml:space="preserve">(</w:t>
       </w:r>
-      <w:hyperlink r:id="rId77">
+      <w:hyperlink r:id="rId80">
         <w:r>
           <w:rPr>
             <w:rStyle w:val="Hyperlink"/>
@@ -21701,7 +21980,7 @@
       <w:r>
         <w:t xml:space="preserve">(</w:t>
       </w:r>
-      <w:hyperlink r:id="rId78">
+      <w:hyperlink r:id="rId81">
         <w:r>
           <w:rPr>
             <w:rStyle w:val="Hyperlink"/>
@@ -21715,7 +21994,7 @@
       <w:r>
         <w:t xml:space="preserve"> </w:t>
       </w:r>
-      <w:hyperlink r:id="rId76">
+      <w:hyperlink r:id="rId79">
         <w:r>
           <w:rPr>
             <w:rStyle w:val="Hyperlink"/>
@@ -21955,9 +22234,9 @@
         <w:t xml:space="preserve">, in a different order.</w:t>
       </w:r>
     </w:p>
-    <w:bookmarkEnd w:id="97"/>
-    <w:bookmarkEnd w:id="98"/>
-    <w:bookmarkStart w:id="136" w:name="outer-product"/>
+    <w:bookmarkEnd w:id="100"/>
+    <w:bookmarkEnd w:id="101"/>
+    <w:bookmarkStart w:id="139" w:name="outer-product"/>
     <w:p>
       <w:pPr>
         <w:pStyle w:val="Heading2"/>
@@ -21966,7 +22245,7 @@
         <w:t xml:space="preserve">4 Outer product</w:t>
       </w:r>
     </w:p>
-    <w:bookmarkStart w:id="100" w:name="def-outer-product"/>
+    <w:bookmarkStart w:id="103" w:name="def-outer-product"/>
     <w:p>
       <w:pPr>
         <w:pStyle w:val="FirstParagraph"/>
@@ -22081,7 +22360,7 @@
       <w:r>
         <w:t xml:space="preserve">matrix product (</w:t>
       </w:r>
-      <w:hyperlink r:id="rId99">
+      <w:hyperlink r:id="rId102">
         <w:r>
           <w:rPr>
             <w:rStyle w:val="Hyperlink"/>
@@ -22144,8 +22423,8 @@
     $$</w:t>
       </w:r>
     </w:p>
-    <w:bookmarkEnd w:id="100"/>
-    <w:bookmarkStart w:id="101" w:name="exm-outer-product"/>
+    <w:bookmarkEnd w:id="103"/>
+    <w:bookmarkStart w:id="104" w:name="exm-outer-product"/>
     <w:p>
       <w:pPr>
         <w:pStyle w:val="FirstParagraph"/>
@@ -22214,8 +22493,8 @@
     $$</w:t>
       </w:r>
     </w:p>
-    <w:bookmarkEnd w:id="101"/>
-    <w:bookmarkStart w:id="103" w:name="rem-outer-vs-dot-product"/>
+    <w:bookmarkEnd w:id="104"/>
+    <w:bookmarkStart w:id="106" w:name="rem-outer-vs-dot-product"/>
     <w:p>
       <w:pPr>
         <w:pStyle w:val="FirstParagraph"/>
@@ -22225,7 +22504,7 @@
           <w:i/>
           <w:iCs/>
         </w:rPr>
-        <w:t xml:space="preserve">Remark 5</w:t>
+        <w:t xml:space="preserve">Remark 6</w:t>
       </w:r>
       <w:r>
         <w:t xml:space="preserve"> (Outer product and dot product). </w:t>
@@ -22245,7 +22524,7 @@
       <w:r>
         <w:t xml:space="preserve">(</w:t>
       </w:r>
-      <w:hyperlink r:id="rId102">
+      <w:hyperlink r:id="rId105">
         <w:r>
           <w:rPr>
             <w:rStyle w:val="Hyperlink"/>
@@ -22424,8 +22703,8 @@
     $$</w:t>
       </w:r>
     </w:p>
-    <w:bookmarkEnd w:id="103"/>
-    <w:bookmarkStart w:id="105" w:name="thm-outer-product-rank"/>
+    <w:bookmarkEnd w:id="106"/>
+    <w:bookmarkStart w:id="108" w:name="thm-outer-product-rank"/>
     <w:p>
       <w:pPr>
         <w:pStyle w:val="FirstParagraph"/>
@@ -22510,7 +22789,7 @@
       <w:r>
         <w:t xml:space="preserve">(</w:t>
       </w:r>
-      <w:hyperlink r:id="rId104">
+      <w:hyperlink r:id="rId107">
         <w:r>
           <w:rPr>
             <w:rStyle w:val="Hyperlink"/>
@@ -22522,7 +22801,7 @@
         <w:t xml:space="preserve">).</w:t>
       </w:r>
     </w:p>
-    <w:bookmarkEnd w:id="105"/>
+    <w:bookmarkEnd w:id="108"/>
     <w:p>
       <w:pPr>
         <w:pStyle w:val="BodyText"/>
@@ -23193,7 +23472,7 @@
         <w:t xml:space="preserve">The largest linearly independent set of columns therefore has one column.</w:t>
       </w:r>
     </w:p>
-    <w:bookmarkStart w:id="106" w:name="exm-outer-product-rank"/>
+    <w:bookmarkStart w:id="109" w:name="exm-outer-product-rank"/>
     <w:p>
       <w:pPr>
         <w:pStyle w:val="BodyText"/>
@@ -23428,9 +23707,9 @@
         <w:t xml:space="preserve">.</w:t>
       </w:r>
     </w:p>
-    <w:bookmarkEnd w:id="106"/>
-    <w:bookmarkStart w:id="135" w:name="refs"/>
-    <w:bookmarkStart w:id="108" w:name="ref-wikipedia_inner_product_space"/>
+    <w:bookmarkEnd w:id="109"/>
+    <w:bookmarkStart w:id="138" w:name="refs"/>
+    <w:bookmarkStart w:id="111" w:name="ref-wikipedia_inner_product_space"/>
     <w:p>
       <w:pPr>
         <w:pStyle w:val="Bibliography"/>
@@ -23477,7 +23756,7 @@
       <w:r>
         <w:t xml:space="preserve"> </w:t>
       </w:r>
-      <w:hyperlink r:id="rId107">
+      <w:hyperlink r:id="rId110">
         <w:r>
           <w:rPr>
             <w:rStyle w:val="Hyperlink"/>
@@ -23486,8 +23765,8 @@
         </w:r>
       </w:hyperlink>
     </w:p>
-    <w:bookmarkEnd w:id="108"/>
-    <w:bookmarkStart w:id="110" w:name="ref-axler2024linear"/>
+    <w:bookmarkEnd w:id="111"/>
+    <w:bookmarkStart w:id="113" w:name="ref-axler2024linear"/>
     <w:p>
       <w:pPr>
         <w:pStyle w:val="Bibliography"/>
@@ -23520,7 +23799,7 @@
       <w:r>
         <w:t xml:space="preserve"> </w:t>
       </w:r>
-      <w:hyperlink r:id="rId109">
+      <w:hyperlink r:id="rId112">
         <w:r>
           <w:rPr>
             <w:rStyle w:val="Hyperlink"/>
@@ -23532,8 +23811,8 @@
         <w:t xml:space="preserve">.</w:t>
       </w:r>
     </w:p>
-    <w:bookmarkEnd w:id="110"/>
-    <w:bookmarkStart w:id="112" w:name="ref-banerjee2014linear"/>
+    <w:bookmarkEnd w:id="113"/>
+    <w:bookmarkStart w:id="115" w:name="ref-banerjee2014linear"/>
     <w:p>
       <w:pPr>
         <w:pStyle w:val="Bibliography"/>
@@ -23566,7 +23845,7 @@
       <w:r>
         <w:t xml:space="preserve"> </w:t>
       </w:r>
-      <w:hyperlink r:id="rId111">
+      <w:hyperlink r:id="rId114">
         <w:r>
           <w:rPr>
             <w:rStyle w:val="Hyperlink"/>
@@ -23575,8 +23854,8 @@
         </w:r>
       </w:hyperlink>
     </w:p>
-    <w:bookmarkEnd w:id="112"/>
-    <w:bookmarkStart w:id="114" w:name="ref-zhou2024vector"/>
+    <w:bookmarkEnd w:id="115"/>
+    <w:bookmarkStart w:id="117" w:name="ref-zhou2024vector"/>
     <w:p>
       <w:pPr>
         <w:pStyle w:val="Bibliography"/>
@@ -23608,7 +23887,7 @@
       <w:r>
         <w:t xml:space="preserve"> </w:t>
       </w:r>
-      <w:hyperlink r:id="rId113">
+      <w:hyperlink r:id="rId116">
         <w:r>
           <w:rPr>
             <w:rStyle w:val="Hyperlink"/>
@@ -23617,8 +23896,8 @@
         </w:r>
       </w:hyperlink>
     </w:p>
-    <w:bookmarkEnd w:id="114"/>
-    <w:bookmarkStart w:id="116" w:name="ref-wikipedia_pythagorean_theorem"/>
+    <w:bookmarkEnd w:id="117"/>
+    <w:bookmarkStart w:id="119" w:name="ref-wikipedia_pythagorean_theorem"/>
     <w:p>
       <w:pPr>
         <w:pStyle w:val="Bibliography"/>
@@ -23665,7 +23944,7 @@
       <w:r>
         <w:t xml:space="preserve"> </w:t>
       </w:r>
-      <w:hyperlink r:id="rId115">
+      <w:hyperlink r:id="rId118">
         <w:r>
           <w:rPr>
             <w:rStyle w:val="Hyperlink"/>
@@ -23674,8 +23953,8 @@
         </w:r>
       </w:hyperlink>
     </w:p>
-    <w:bookmarkEnd w:id="116"/>
-    <w:bookmarkStart w:id="118" w:name="ref-wikipedia_cauchy_schwarz_inequality"/>
+    <w:bookmarkEnd w:id="119"/>
+    <w:bookmarkStart w:id="121" w:name="ref-wikipedia_cauchy_schwarz_inequality"/>
     <w:p>
       <w:pPr>
         <w:pStyle w:val="Bibliography"/>
@@ -23722,7 +24001,7 @@
       <w:r>
         <w:t xml:space="preserve"> </w:t>
       </w:r>
-      <w:hyperlink r:id="rId117">
+      <w:hyperlink r:id="rId120">
         <w:r>
           <w:rPr>
             <w:rStyle w:val="Hyperlink"/>
@@ -23731,8 +24010,8 @@
         </w:r>
       </w:hyperlink>
     </w:p>
-    <w:bookmarkEnd w:id="118"/>
-    <w:bookmarkStart w:id="120" w:name="ref-wikipedia_norm_mathematics"/>
+    <w:bookmarkEnd w:id="121"/>
+    <w:bookmarkStart w:id="123" w:name="ref-wikipedia_norm_mathematics"/>
     <w:p>
       <w:pPr>
         <w:pStyle w:val="Bibliography"/>
@@ -23779,7 +24058,7 @@
       <w:r>
         <w:t xml:space="preserve"> </w:t>
       </w:r>
-      <w:hyperlink r:id="rId119">
+      <w:hyperlink r:id="rId122">
         <w:r>
           <w:rPr>
             <w:rStyle w:val="Hyperlink"/>
@@ -23788,8 +24067,8 @@
         </w:r>
       </w:hyperlink>
     </w:p>
-    <w:bookmarkEnd w:id="120"/>
-    <w:bookmarkStart w:id="122" w:name="ref-wikipedia_triangle_inequality"/>
+    <w:bookmarkEnd w:id="123"/>
+    <w:bookmarkStart w:id="125" w:name="ref-wikipedia_triangle_inequality"/>
     <w:p>
       <w:pPr>
         <w:pStyle w:val="Bibliography"/>
@@ -23836,7 +24115,7 @@
       <w:r>
         <w:t xml:space="preserve"> </w:t>
       </w:r>
-      <w:hyperlink r:id="rId121">
+      <w:hyperlink r:id="rId124">
         <w:r>
           <w:rPr>
             <w:rStyle w:val="Hyperlink"/>
@@ -23845,8 +24124,8 @@
         </w:r>
       </w:hyperlink>
     </w:p>
-    <w:bookmarkEnd w:id="122"/>
-    <w:bookmarkStart w:id="124" w:name="ref-wikipedia_lp_space"/>
+    <w:bookmarkEnd w:id="125"/>
+    <w:bookmarkStart w:id="127" w:name="ref-wikipedia_lp_space"/>
     <w:p>
       <w:pPr>
         <w:pStyle w:val="Bibliography"/>
@@ -23893,7 +24172,7 @@
       <w:r>
         <w:t xml:space="preserve"> </w:t>
       </w:r>
-      <w:hyperlink r:id="rId123">
+      <w:hyperlink r:id="rId126">
         <w:r>
           <w:rPr>
             <w:rStyle w:val="Hyperlink"/>
@@ -23902,8 +24181,8 @@
         </w:r>
       </w:hyperlink>
     </w:p>
-    <w:bookmarkEnd w:id="124"/>
-    <w:bookmarkStart w:id="126" w:name="ref-wikipedia_uniform_norm"/>
+    <w:bookmarkEnd w:id="127"/>
+    <w:bookmarkStart w:id="129" w:name="ref-wikipedia_uniform_norm"/>
     <w:p>
       <w:pPr>
         <w:pStyle w:val="Bibliography"/>
@@ -23950,7 +24229,7 @@
       <w:r>
         <w:t xml:space="preserve"> </w:t>
       </w:r>
-      <w:hyperlink r:id="rId125">
+      <w:hyperlink r:id="rId128">
         <w:r>
           <w:rPr>
             <w:rStyle w:val="Hyperlink"/>
@@ -23959,8 +24238,8 @@
         </w:r>
       </w:hyperlink>
     </w:p>
-    <w:bookmarkEnd w:id="126"/>
-    <w:bookmarkStart w:id="128" w:name="ref-wikipedia_cosine_similarity"/>
+    <w:bookmarkEnd w:id="129"/>
+    <w:bookmarkStart w:id="131" w:name="ref-wikipedia_cosine_similarity"/>
     <w:p>
       <w:pPr>
         <w:pStyle w:val="Bibliography"/>
@@ -24007,7 +24286,7 @@
       <w:r>
         <w:t xml:space="preserve"> </w:t>
       </w:r>
-      <w:hyperlink r:id="rId127">
+      <w:hyperlink r:id="rId130">
         <w:r>
           <w:rPr>
             <w:rStyle w:val="Hyperlink"/>
@@ -24016,8 +24295,8 @@
         </w:r>
       </w:hyperlink>
     </w:p>
-    <w:bookmarkEnd w:id="128"/>
-    <w:bookmarkStart w:id="130" w:name="ref-wikipedia_orthonormal_basis"/>
+    <w:bookmarkEnd w:id="131"/>
+    <w:bookmarkStart w:id="133" w:name="ref-wikipedia_orthonormal_basis"/>
     <w:p>
       <w:pPr>
         <w:pStyle w:val="Bibliography"/>
@@ -24064,7 +24343,7 @@
       <w:r>
         <w:t xml:space="preserve"> </w:t>
       </w:r>
-      <w:hyperlink r:id="rId129">
+      <w:hyperlink r:id="rId132">
         <w:r>
           <w:rPr>
             <w:rStyle w:val="Hyperlink"/>
@@ -24073,8 +24352,8 @@
         </w:r>
       </w:hyperlink>
     </w:p>
-    <w:bookmarkEnd w:id="130"/>
-    <w:bookmarkStart w:id="132" w:name="ref-wikipedia_gram_schmidt_process"/>
+    <w:bookmarkEnd w:id="133"/>
+    <w:bookmarkStart w:id="135" w:name="ref-wikipedia_gram_schmidt_process"/>
     <w:p>
       <w:pPr>
         <w:pStyle w:val="Bibliography"/>
@@ -24121,7 +24400,7 @@
       <w:r>
         <w:t xml:space="preserve"> </w:t>
       </w:r>
-      <w:hyperlink r:id="rId131">
+      <w:hyperlink r:id="rId134">
         <w:r>
           <w:rPr>
             <w:rStyle w:val="Hyperlink"/>
@@ -24130,8 +24409,8 @@
         </w:r>
       </w:hyperlink>
     </w:p>
-    <w:bookmarkEnd w:id="132"/>
-    <w:bookmarkStart w:id="134" w:name="ref-wikipedia_outer_product"/>
+    <w:bookmarkEnd w:id="135"/>
+    <w:bookmarkStart w:id="137" w:name="ref-wikipedia_outer_product"/>
     <w:p>
       <w:pPr>
         <w:pStyle w:val="Bibliography"/>
@@ -24178,7 +24457,7 @@
       <w:r>
         <w:t xml:space="preserve"> </w:t>
       </w:r>
-      <w:hyperlink r:id="rId133">
+      <w:hyperlink r:id="rId136">
         <w:r>
           <w:rPr>
             <w:rStyle w:val="Hyperlink"/>
@@ -24187,9 +24466,9 @@
         </w:r>
       </w:hyperlink>
     </w:p>
-    <w:bookmarkEnd w:id="134"/>
-    <w:bookmarkEnd w:id="135"/>
-    <w:bookmarkEnd w:id="136"/>
+    <w:bookmarkEnd w:id="137"/>
+    <w:bookmarkEnd w:id="138"/>
+    <w:bookmarkEnd w:id="139"/>
     <w:sectPr>
       <w:footnotePr>
         <w:numRestart w:val="eachSect"/>
